--- a/TheProspector/Assets/Docs/Related School Work/LUT/The Scrap Book.docx
+++ b/TheProspector/Assets/Docs/Related School Work/LUT/The Scrap Book.docx
@@ -182,7 +182,7 @@
           <w:lang w:val="en-GB"/>
         </w:rPr>
         <w:pict w14:anchorId="346B21C2">
-          <v:rect id="_x0000_i1073" style="width:0;height:1.5pt" o:hralign="center" o:hrstd="t" o:hr="t" fillcolor="#a0a0a0" stroked="f"/>
+          <v:rect id="_x0000_i1025" style="width:0;height:1.5pt" o:hralign="center" o:hrstd="t" o:hr="t" fillcolor="#a0a0a0" stroked="f"/>
         </w:pict>
       </w:r>
     </w:p>
@@ -367,7 +367,7 @@
           <w:lang w:val="en-GB"/>
         </w:rPr>
         <w:pict w14:anchorId="0CFAD1F1">
-          <v:rect id="_x0000_i1074" style="width:0;height:1.5pt" o:hralign="center" o:hrstd="t" o:hr="t" fillcolor="#a0a0a0" stroked="f"/>
+          <v:rect id="_x0000_i1026" style="width:0;height:1.5pt" o:hralign="center" o:hrstd="t" o:hr="t" fillcolor="#a0a0a0" stroked="f"/>
         </w:pict>
       </w:r>
     </w:p>
@@ -538,7 +538,7 @@
           <w:lang w:val="en-GB"/>
         </w:rPr>
         <w:pict w14:anchorId="0D54C273">
-          <v:rect id="_x0000_i1075" style="width:0;height:1.5pt" o:hralign="center" o:hrstd="t" o:hr="t" fillcolor="#a0a0a0" stroked="f"/>
+          <v:rect id="_x0000_i1027" style="width:0;height:1.5pt" o:hralign="center" o:hrstd="t" o:hr="t" fillcolor="#a0a0a0" stroked="f"/>
         </w:pict>
       </w:r>
     </w:p>
@@ -732,7 +732,7 @@
           <w:lang w:val="en-GB"/>
         </w:rPr>
         <w:pict w14:anchorId="07B47C97">
-          <v:rect id="_x0000_i1076" style="width:0;height:1.5pt" o:hralign="center" o:hrstd="t" o:hr="t" fillcolor="#a0a0a0" stroked="f"/>
+          <v:rect id="_x0000_i1028" style="width:0;height:1.5pt" o:hralign="center" o:hrstd="t" o:hr="t" fillcolor="#a0a0a0" stroked="f"/>
         </w:pict>
       </w:r>
     </w:p>
@@ -959,7 +959,7 @@
           <w:lang w:val="en-GB"/>
         </w:rPr>
         <w:pict w14:anchorId="321C52EC">
-          <v:rect id="_x0000_i1077" style="width:0;height:1.5pt" o:hralign="center" o:hrstd="t" o:hr="t" fillcolor="#a0a0a0" stroked="f"/>
+          <v:rect id="_x0000_i1029" style="width:0;height:1.5pt" o:hralign="center" o:hrstd="t" o:hr="t" fillcolor="#a0a0a0" stroked="f"/>
         </w:pict>
       </w:r>
     </w:p>
@@ -1227,7 +1227,7 @@
           <w:lang w:val="en-GB"/>
         </w:rPr>
         <w:pict w14:anchorId="03A5E5B4">
-          <v:rect id="_x0000_i1078" style="width:0;height:1.5pt" o:hralign="center" o:hrstd="t" o:hr="t" fillcolor="#a0a0a0" stroked="f"/>
+          <v:rect id="_x0000_i1030" style="width:0;height:1.5pt" o:hralign="center" o:hrstd="t" o:hr="t" fillcolor="#a0a0a0" stroked="f"/>
         </w:pict>
       </w:r>
     </w:p>
@@ -1397,7 +1397,7 @@
           <w:lang w:val="en-GB"/>
         </w:rPr>
         <w:pict w14:anchorId="0E69E630">
-          <v:rect id="_x0000_i1079" style="width:0;height:1.5pt" o:hralign="center" o:hrstd="t" o:hr="t" fillcolor="#a0a0a0" stroked="f"/>
+          <v:rect id="_x0000_i1031" style="width:0;height:1.5pt" o:hralign="center" o:hrstd="t" o:hr="t" fillcolor="#a0a0a0" stroked="f"/>
         </w:pict>
       </w:r>
     </w:p>
@@ -1606,7 +1606,7 @@
           <w:lang w:val="en-GB"/>
         </w:rPr>
         <w:pict w14:anchorId="0FB070F8">
-          <v:rect id="_x0000_i1080" style="width:0;height:1.5pt" o:hralign="center" o:hrstd="t" o:hr="t" fillcolor="#a0a0a0" stroked="f"/>
+          <v:rect id="_x0000_i1032" style="width:0;height:1.5pt" o:hralign="center" o:hrstd="t" o:hr="t" fillcolor="#a0a0a0" stroked="f"/>
         </w:pict>
       </w:r>
     </w:p>
@@ -1774,6 +1774,245 @@
         </w:rPr>
         <w:t>Palette for concept art, menus, and UI theme.</w:t>
       </w:r>
+    </w:p>
+    <w:p>
+      <w:pPr>
+        <w:rPr>
+          <w:lang w:val="en-GB"/>
+        </w:rPr>
+      </w:pPr>
+    </w:p>
+    <w:p>
+      <w:pPr>
+        <w:rPr>
+          <w:lang w:val="en-GB"/>
+        </w:rPr>
+      </w:pPr>
+      <w:r>
+        <w:rPr>
+          <w:lang w:val="en-GB"/>
+        </w:rPr>
+        <w:pict w14:anchorId="29FFDD73">
+          <v:rect id="_x0000_i1033" style="width:0;height:1.5pt" o:hralign="center" o:hrstd="t" o:hr="t" fillcolor="#a0a0a0" stroked="f"/>
+        </w:pict>
+      </w:r>
+    </w:p>
+    <w:p>
+      <w:pPr>
+        <w:rPr>
+          <w:b/>
+          <w:bCs/>
+          <w:lang w:val="en-GB"/>
+        </w:rPr>
+      </w:pPr>
+      <w:r>
+        <w:rPr>
+          <w:b/>
+          <w:bCs/>
+          <w:lang w:val="en-GB"/>
+        </w:rPr>
+        <w:t>SB-0</w:t>
+      </w:r>
+      <w:r>
+        <w:rPr>
+          <w:b/>
+          <w:bCs/>
+          <w:lang w:val="en-GB"/>
+        </w:rPr>
+        <w:t>10</w:t>
+      </w:r>
+      <w:r>
+        <w:rPr>
+          <w:b/>
+          <w:bCs/>
+          <w:lang w:val="en-GB"/>
+        </w:rPr>
+        <w:t xml:space="preserve"> – </w:t>
+      </w:r>
+      <w:r>
+        <w:rPr>
+          <w:b/>
+          <w:bCs/>
+          <w:lang w:val="en-GB"/>
+        </w:rPr>
+        <w:t>Note on UI DESIGN</w:t>
+      </w:r>
+      <w:r>
+        <w:rPr>
+          <w:b/>
+          <w:bCs/>
+          <w:lang w:val="en-GB"/>
+        </w:rPr>
+        <w:t xml:space="preserve"> and Camera LOGIC</w:t>
+      </w:r>
+    </w:p>
+    <w:p>
+      <w:pPr>
+        <w:numPr>
+          <w:ilvl w:val="0"/>
+          <w:numId w:val="10"/>
+        </w:numPr>
+        <w:rPr>
+          <w:lang w:val="en-GB"/>
+        </w:rPr>
+      </w:pPr>
+      <w:r>
+        <w:rPr>
+          <w:b/>
+          <w:bCs/>
+          <w:lang w:val="en-GB"/>
+        </w:rPr>
+        <w:t>Theme:</w:t>
+      </w:r>
+      <w:r>
+        <w:rPr>
+          <w:lang w:val="en-GB"/>
+        </w:rPr>
+        <w:t xml:space="preserve"> </w:t>
+      </w:r>
+      <w:r>
+        <w:rPr>
+          <w:lang w:val="en-GB"/>
+        </w:rPr>
+        <w:t>Gadget with ease-in actions</w:t>
+      </w:r>
+    </w:p>
+    <w:p>
+      <w:pPr>
+        <w:numPr>
+          <w:ilvl w:val="0"/>
+          <w:numId w:val="10"/>
+        </w:numPr>
+        <w:rPr>
+          <w:lang w:val="en-GB"/>
+        </w:rPr>
+      </w:pPr>
+      <w:r>
+        <w:rPr>
+          <w:b/>
+          <w:bCs/>
+          <w:lang w:val="en-GB"/>
+        </w:rPr>
+        <w:t>Notes:</w:t>
+      </w:r>
+    </w:p>
+    <w:p>
+      <w:pPr>
+        <w:numPr>
+          <w:ilvl w:val="1"/>
+          <w:numId w:val="10"/>
+        </w:numPr>
+        <w:rPr>
+          <w:lang w:val="en-GB"/>
+        </w:rPr>
+      </w:pPr>
+      <w:r>
+        <w:rPr>
+          <w:lang w:val="en-GB"/>
+        </w:rPr>
+        <w:t>When the actual design and implementation is further, I want the UI screens to work on two actions:</w:t>
+      </w:r>
+    </w:p>
+    <w:p>
+      <w:pPr>
+        <w:numPr>
+          <w:ilvl w:val="2"/>
+          <w:numId w:val="10"/>
+        </w:numPr>
+        <w:rPr>
+          <w:lang w:val="en-GB"/>
+        </w:rPr>
+      </w:pPr>
+      <w:r>
+        <w:rPr>
+          <w:lang w:val="en-GB"/>
+        </w:rPr>
+        <w:t>Action 1: collapsing in with a crush</w:t>
+      </w:r>
+    </w:p>
+    <w:p>
+      <w:pPr>
+        <w:numPr>
+          <w:ilvl w:val="2"/>
+          <w:numId w:val="10"/>
+        </w:numPr>
+        <w:rPr>
+          <w:lang w:val="en-GB"/>
+        </w:rPr>
+      </w:pPr>
+      <w:r>
+        <w:rPr>
+          <w:lang w:val="en-GB"/>
+        </w:rPr>
+        <w:lastRenderedPageBreak/>
+        <w:t xml:space="preserve">Action 2: Involve an off-screen part, when necessary, where the camera pans after action 1. </w:t>
+      </w:r>
+    </w:p>
+    <w:p>
+      <w:pPr>
+        <w:numPr>
+          <w:ilvl w:val="2"/>
+          <w:numId w:val="10"/>
+        </w:numPr>
+        <w:rPr>
+          <w:lang w:val="en-GB"/>
+        </w:rPr>
+      </w:pPr>
+      <w:r>
+        <w:rPr>
+          <w:lang w:val="en-GB"/>
+        </w:rPr>
+        <w:t>For example, rehearsal view’s menu bar crashes to the right side at the same space reserved for all the other action bars, after which the camera pans to the right so the right-side menu bar turns into a left side menu bar and the rehearsal space is revealed.</w:t>
+      </w:r>
+      <w:r>
+        <w:rPr>
+          <w:lang w:val="en-GB"/>
+        </w:rPr>
+        <w:t xml:space="preserve"> At the same time, the camera gets shaky as if held by an actual person recording what is taking place in the rehearsal space.</w:t>
+      </w:r>
+    </w:p>
+    <w:p>
+      <w:pPr>
+        <w:numPr>
+          <w:ilvl w:val="0"/>
+          <w:numId w:val="10"/>
+        </w:numPr>
+        <w:rPr>
+          <w:lang w:val="en-GB"/>
+        </w:rPr>
+      </w:pPr>
+      <w:r>
+        <w:rPr>
+          <w:b/>
+          <w:bCs/>
+          <w:lang w:val="en-GB"/>
+        </w:rPr>
+        <w:t>Use:</w:t>
+      </w:r>
+    </w:p>
+    <w:p>
+      <w:pPr>
+        <w:numPr>
+          <w:ilvl w:val="1"/>
+          <w:numId w:val="10"/>
+        </w:numPr>
+        <w:rPr>
+          <w:lang w:val="en-GB"/>
+        </w:rPr>
+      </w:pPr>
+      <w:r>
+        <w:rPr>
+          <w:lang w:val="en-GB"/>
+        </w:rPr>
+        <w:t>serves as a bridge in narration: Menu action -&gt; change of scenery and feeling</w:t>
+      </w:r>
+    </w:p>
+    <w:p>
+      <w:pPr>
+        <w:rPr>
+          <w:lang w:val="en-GB"/>
+        </w:rPr>
+      </w:pPr>
     </w:p>
     <w:p>
       <w:pPr>
@@ -3018,7 +3257,7 @@
         <w:sz w:val="20"/>
       </w:rPr>
     </w:lvl>
-    <w:lvl w:ilvl="2" w:tentative="1">
+    <w:lvl w:ilvl="2">
       <w:start w:val="1"/>
       <w:numFmt w:val="bullet"/>
       <w:lvlText w:val=""/>
@@ -3784,6 +4023,7 @@
   <w:style w:type="character" w:default="1" w:styleId="Kappaleenoletusfontti">
     <w:name w:val="Default Paragraph Font"/>
     <w:uiPriority w:val="1"/>
+    <w:semiHidden/>
     <w:unhideWhenUsed/>
   </w:style>
   <w:style w:type="table" w:default="1" w:styleId="Normaalitaulukko">

--- a/TheProspector/Assets/Docs/Related School Work/LUT/The Scrap Book.docx
+++ b/TheProspector/Assets/Docs/Related School Work/LUT/The Scrap Book.docx
@@ -2005,6 +2005,147 @@
           <w:lang w:val="en-GB"/>
         </w:rPr>
         <w:t>serves as a bridge in narration: Menu action -&gt; change of scenery and feeling</w:t>
+      </w:r>
+    </w:p>
+    <w:p>
+      <w:pPr>
+        <w:rPr>
+          <w:lang w:val="en-GB"/>
+        </w:rPr>
+      </w:pPr>
+    </w:p>
+    <w:p>
+      <w:pPr>
+        <w:rPr>
+          <w:lang w:val="en-GB"/>
+        </w:rPr>
+      </w:pPr>
+      <w:r>
+        <w:rPr>
+          <w:b/>
+          <w:bCs/>
+          <w:lang w:val="en-GB"/>
+        </w:rPr>
+        <w:t>SB-011 – Abandoned Sanskrit Terminology Layer</w:t>
+      </w:r>
+      <w:r>
+        <w:rPr>
+          <w:lang w:val="en-GB"/>
+        </w:rPr>
+        <w:br/>
+        <w:t xml:space="preserve">• </w:t>
+      </w:r>
+      <w:r>
+        <w:rPr>
+          <w:b/>
+          <w:bCs/>
+          <w:lang w:val="en-GB"/>
+        </w:rPr>
+        <w:t>Theme:</w:t>
+      </w:r>
+      <w:r>
+        <w:rPr>
+          <w:lang w:val="en-GB"/>
+        </w:rPr>
+        <w:t xml:space="preserve"> Conceptual Layering vs Clarity</w:t>
+      </w:r>
+      <w:r>
+        <w:rPr>
+          <w:lang w:val="en-GB"/>
+        </w:rPr>
+        <w:br/>
+        <w:t xml:space="preserve">• </w:t>
+      </w:r>
+      <w:r>
+        <w:rPr>
+          <w:b/>
+          <w:bCs/>
+          <w:lang w:val="en-GB"/>
+        </w:rPr>
+        <w:t>Notes:</w:t>
+      </w:r>
+      <w:r>
+        <w:rPr>
+          <w:lang w:val="en-GB"/>
+        </w:rPr>
+        <w:br/>
+        <w:t>An experimental idea explored introducing Sanskrit terminology as an additional conceptual layer for core systems (e.g., Scene, Tags, TRUE/true, knowledge states). The intent was to evoke a philosophical framing and reinforce the abstract, almost metaphysical nature of the simulation.</w:t>
+      </w:r>
+    </w:p>
+    <w:p>
+      <w:pPr>
+        <w:rPr>
+          <w:lang w:val="en-GB"/>
+        </w:rPr>
+      </w:pPr>
+      <w:r>
+        <w:rPr>
+          <w:lang w:val="en-GB"/>
+        </w:rPr>
+        <w:t>o The mapping between systems and terms (e.g., Scene as “field”, Tags as “states”, TRUE as “essence”) was internally coherent and aesthetically compelling.</w:t>
+      </w:r>
+      <w:r>
+        <w:rPr>
+          <w:lang w:val="en-GB"/>
+        </w:rPr>
+        <w:br/>
+        <w:t>o The approach risked overloading the design with symbolic language, potentially obscuring mechanical clarity and increasing cognitive overhead for both players and developer.</w:t>
+      </w:r>
+      <w:r>
+        <w:rPr>
+          <w:lang w:val="en-GB"/>
+        </w:rPr>
+        <w:br/>
+        <w:t>o The system already contains a dense layer of original terminology (tags, aspects, TRUE, gravity), and adding a parallel vocabulary would introduce redundancy rather than depth at this stage.</w:t>
+      </w:r>
+      <w:r>
+        <w:rPr>
+          <w:lang w:val="en-GB"/>
+        </w:rPr>
+        <w:br/>
+        <w:t>o The idea remains thematically aligned with the project’s interest in layered meaning, but is currently misaligned with production priorities and usability.</w:t>
+      </w:r>
+    </w:p>
+    <w:p>
+      <w:pPr>
+        <w:rPr>
+          <w:lang w:val="en-GB"/>
+        </w:rPr>
+      </w:pPr>
+      <w:r>
+        <w:rPr>
+          <w:lang w:val="en-GB"/>
+        </w:rPr>
+        <w:t xml:space="preserve">• </w:t>
+      </w:r>
+      <w:r>
+        <w:rPr>
+          <w:b/>
+          <w:bCs/>
+          <w:lang w:val="en-GB"/>
+        </w:rPr>
+        <w:t>Use:</w:t>
+      </w:r>
+      <w:r>
+        <w:rPr>
+          <w:lang w:val="en-GB"/>
+        </w:rPr>
+        <w:br/>
+        <w:t>o Possible future codex layer, alternate UI language, or unlockable “interpretive mode.”</w:t>
+      </w:r>
+      <w:r>
+        <w:rPr>
+          <w:lang w:val="en-GB"/>
+        </w:rPr>
+        <w:br/>
+        <w:t>o Dev diary material reflecting on abstraction vs readability in systemic design.</w:t>
+      </w:r>
+      <w:r>
+        <w:rPr>
+          <w:lang w:val="en-GB"/>
+        </w:rPr>
+        <w:br/>
+        <w:t>o Reference point if later versions (e.g., SEMM91) pursue deeper philosophical framing or stylistic experimentation.</w:t>
       </w:r>
     </w:p>
     <w:p>
@@ -4023,7 +4164,6 @@
   <w:style w:type="character" w:default="1" w:styleId="Kappaleenoletusfontti">
     <w:name w:val="Default Paragraph Font"/>
     <w:uiPriority w:val="1"/>
-    <w:semiHidden/>
     <w:unhideWhenUsed/>
   </w:style>
   <w:style w:type="table" w:default="1" w:styleId="Normaalitaulukko">

--- a/TheProspector/Assets/Docs/Related School Work/LUT/The Scrap Book.docx
+++ b/TheProspector/Assets/Docs/Related School Work/LUT/The Scrap Book.docx
@@ -2147,6 +2147,185 @@
         <w:br/>
         <w:t>o Reference point if later versions (e.g., SEMM91) pursue deeper philosophical framing or stylistic experimentation.</w:t>
       </w:r>
+    </w:p>
+    <w:p>
+      <w:pPr>
+        <w:rPr>
+          <w:lang w:val="en-GB"/>
+        </w:rPr>
+      </w:pPr>
+    </w:p>
+    <w:p>
+      <w:r>
+        <w:pict w14:anchorId="592C4DF0">
+          <v:rect id="_x0000_i1040" style="width:0;height:1.5pt" o:hralign="center" o:hrstd="t" o:hr="t" fillcolor="#a0a0a0" stroked="f"/>
+        </w:pict>
+      </w:r>
+    </w:p>
+    <w:p>
+      <w:pPr>
+        <w:rPr>
+          <w:lang w:val="en-GB"/>
+        </w:rPr>
+      </w:pPr>
+      <w:r>
+        <w:rPr>
+          <w:b/>
+          <w:bCs/>
+          <w:lang w:val="en-GB"/>
+        </w:rPr>
+        <w:t>SB-01</w:t>
+      </w:r>
+      <w:r>
+        <w:rPr>
+          <w:b/>
+          <w:bCs/>
+          <w:lang w:val="en-GB"/>
+        </w:rPr>
+        <w:t xml:space="preserve">2 </w:t>
+      </w:r>
+      <w:r>
+        <w:rPr>
+          <w:b/>
+          <w:bCs/>
+          <w:lang w:val="en-GB"/>
+        </w:rPr>
+        <w:t>– Demo Conveyance vs Full-Release Conveyance</w:t>
+      </w:r>
+      <w:r>
+        <w:rPr>
+          <w:lang w:val="en-GB"/>
+        </w:rPr>
+        <w:br/>
+        <w:t xml:space="preserve">• </w:t>
+      </w:r>
+      <w:r>
+        <w:rPr>
+          <w:b/>
+          <w:bCs/>
+          <w:lang w:val="en-GB"/>
+        </w:rPr>
+        <w:t>Theme:</w:t>
+      </w:r>
+      <w:r>
+        <w:rPr>
+          <w:lang w:val="en-GB"/>
+        </w:rPr>
+        <w:t xml:space="preserve"> Recording format affects how polish is read</w:t>
+      </w:r>
+      <w:r>
+        <w:rPr>
+          <w:lang w:val="en-GB"/>
+        </w:rPr>
+        <w:br/>
+      </w:r>
+      <w:r>
+        <w:rPr>
+          <w:lang w:val="en-GB"/>
+        </w:rPr>
+        <w:lastRenderedPageBreak/>
+        <w:t xml:space="preserve">• </w:t>
+      </w:r>
+      <w:r>
+        <w:rPr>
+          <w:b/>
+          <w:bCs/>
+          <w:lang w:val="en-GB"/>
+        </w:rPr>
+        <w:t>Notes:</w:t>
+      </w:r>
+      <w:r>
+        <w:rPr>
+          <w:lang w:val="en-GB"/>
+        </w:rPr>
+        <w:br/>
+        <w:t xml:space="preserve">For the current Demo(n)Tapes scope, a demo tape should have a single </w:t>
+      </w:r>
+      <w:r>
+        <w:rPr>
+          <w:b/>
+          <w:bCs/>
+          <w:lang w:val="en-GB"/>
+        </w:rPr>
+        <w:t>Release Conveyance</w:t>
+      </w:r>
+      <w:r>
+        <w:rPr>
+          <w:lang w:val="en-GB"/>
+        </w:rPr>
+        <w:t xml:space="preserve"> value derived from the set-level conveyances of the included tracks. This models demos as rough, unified artifacts where the whole tape is perceived as one overall mess rather than as a series of separately perfected tracks.</w:t>
+      </w:r>
+      <w:r>
+        <w:rPr>
+          <w:lang w:val="en-GB"/>
+        </w:rPr>
+        <w:br/>
+        <w:t>In a later scope involving proper album releases (for example in SEMM91), release conveyance could be calculated differently:</w:t>
+      </w:r>
+      <w:r>
+        <w:rPr>
+          <w:lang w:val="en-GB"/>
+        </w:rPr>
+        <w:br/>
+        <w:t>o track by track, rather than as one shared tape-level value</w:t>
+      </w:r>
+      <w:r>
+        <w:rPr>
+          <w:lang w:val="en-GB"/>
+        </w:rPr>
+        <w:br/>
+        <w:t>o with studio production, mixing, and arrangement discipline affecting tracks unevenly</w:t>
+      </w:r>
+      <w:r>
+        <w:rPr>
+          <w:lang w:val="en-GB"/>
+        </w:rPr>
+        <w:br/>
+        <w:t>o so that one song can clearly stand out as polished, weak, stolen, or canonical in a way that a demo tape usually does not</w:t>
+      </w:r>
+      <w:r>
+        <w:rPr>
+          <w:lang w:val="en-GB"/>
+        </w:rPr>
+        <w:br/>
+        <w:t xml:space="preserve">• </w:t>
+      </w:r>
+      <w:r>
+        <w:rPr>
+          <w:b/>
+          <w:bCs/>
+          <w:lang w:val="en-GB"/>
+        </w:rPr>
+        <w:t>Use:</w:t>
+      </w:r>
+      <w:r>
+        <w:rPr>
+          <w:lang w:val="en-GB"/>
+        </w:rPr>
+        <w:br/>
+        <w:t>o Future distinction between demo logic and album logic</w:t>
+      </w:r>
+      <w:r>
+        <w:rPr>
+          <w:lang w:val="en-GB"/>
+        </w:rPr>
+        <w:br/>
+        <w:t>o Helpful for later production systems, studio mechanics, and commercial release structure</w:t>
+      </w:r>
+      <w:r>
+        <w:rPr>
+          <w:lang w:val="en-GB"/>
+        </w:rPr>
+        <w:br/>
+        <w:t>o Keeps current prototype simple without losing the richer future idea</w:t>
+      </w:r>
+    </w:p>
+    <w:p>
+      <w:pPr>
+        <w:rPr>
+          <w:lang w:val="en-GB"/>
+        </w:rPr>
+      </w:pPr>
     </w:p>
     <w:p>
       <w:pPr>
